--- a/template_word/sppd.docx
+++ b/template_word/sppd.docx
@@ -1,24 +1,10 @@
 
 <file path=word/document.xml><?xml version="1.0" encoding="utf-8"?>
-<w:document xmlns:wpc="http://schemas.microsoft.com/office/word/2010/wordprocessingCanvas" xmlns:mo="http://schemas.microsoft.com/office/mac/office/2008/main" xmlns:mc="http://schemas.openxmlformats.org/markup-compatibility/2006" xmlns:mv="urn:schemas-microsoft-com:mac:vml" xmlns:o="urn:schemas-microsoft-com:office:office" xmlns:r="http://schemas.openxmlformats.org/officeDocument/2006/relationships" xmlns:m="http://schemas.openxmlformats.org/officeDocument/2006/math" xmlns:v="urn:schemas-microsoft-com:vml" xmlns:wp14="http://schemas.microsoft.com/office/word/2010/wordprocessingDrawing" xmlns:wp="http://schemas.openxmlformats.org/drawingml/2006/wordprocessingDrawing" xmlns:w10="urn:schemas-microsoft-com:office:word" xmlns:w="http://schemas.openxmlformats.org/wordprocessingml/2006/main" xmlns:w14="http://schemas.microsoft.com/office/word/2010/wordml" xmlns:wpg="http://schemas.microsoft.com/office/word/2010/wordprocessingGroup" xmlns:wpi="http://schemas.microsoft.com/office/word/2010/wordprocessingInk" xmlns:wne="http://schemas.microsoft.com/office/word/2006/wordml" xmlns:wps="http://schemas.microsoft.com/office/word/2010/wordprocessingShape" mc:Ignorable="w14 wp14">
+<w:document xmlns:ns1="http://schemas.openxmlformats.org/markup-compatibility/2006" xmlns:w="http://schemas.openxmlformats.org/wordprocessingml/2006/main" ns1:Ignorable="w14 wp14">
   <w:body>
     <w:p>
       <w:pPr>
-        <w:spacing w:line="240" w:lineRule="auto"/>
-        <w:jc w:val="center"/>
-      </w:pPr>
-      <w:r>
-        <w:rPr>
-          <w:rFonts w:ascii="Times New Roman" w:hAnsi="Times New Roman"/>
-          <w:b/>
-          <w:sz w:val="28"/>
-        </w:rPr>
-        <w:t>{{kementerian}}</w:t>
-      </w:r>
-    </w:p>
-    <w:p>
-      <w:pPr>
-        <w:spacing w:line="240" w:lineRule="auto"/>
+        <w:spacing w:line="220" w:lineRule="auto" w:before="0" w:after="0"/>
         <w:jc w:val="center"/>
       </w:pPr>
       <w:r>
@@ -27,45 +13,59 @@
           <w:b/>
           <w:sz w:val="24"/>
         </w:rPr>
-        <w:t>{{eselon1}}</w:t>
+        <w:t>{{kementerian}}</w:t>
       </w:r>
     </w:p>
     <w:p>
       <w:pPr>
-        <w:spacing w:line="240" w:lineRule="auto"/>
-      </w:pPr>
-    </w:p>
-    <w:p>
-      <w:pPr>
-        <w:spacing w:line="240" w:lineRule="auto"/>
+        <w:spacing w:line="220" w:lineRule="auto" w:before="0" w:after="0"/>
         <w:jc w:val="center"/>
       </w:pPr>
       <w:r>
         <w:rPr>
           <w:rFonts w:ascii="Times New Roman" w:hAnsi="Times New Roman"/>
           <w:b/>
-          <w:sz w:val="28"/>
+          <w:sz w:val="20"/>
+        </w:rPr>
+        <w:t>{{eselon1}}</w:t>
+      </w:r>
+    </w:p>
+    <w:p>
+      <w:pPr>
+        <w:spacing w:line="220" w:lineRule="auto" w:before="0" w:after="0"/>
+      </w:pPr>
+    </w:p>
+    <w:p>
+      <w:pPr>
+        <w:spacing w:line="220" w:lineRule="auto" w:before="0" w:after="0"/>
+        <w:jc w:val="center"/>
+      </w:pPr>
+      <w:r>
+        <w:rPr>
+          <w:rFonts w:ascii="Times New Roman" w:hAnsi="Times New Roman"/>
+          <w:b/>
+          <w:sz w:val="24"/>
         </w:rPr>
         <w:t>SURAT PERINTAH PERJALANAN DINAS (SPPD)</w:t>
       </w:r>
     </w:p>
     <w:p>
       <w:pPr>
-        <w:spacing w:line="240" w:lineRule="auto"/>
+        <w:spacing w:line="220" w:lineRule="auto" w:before="0" w:after="0"/>
         <w:jc w:val="center"/>
       </w:pPr>
       <w:r>
         <w:rPr>
           <w:rFonts w:ascii="Times New Roman" w:hAnsi="Times New Roman"/>
           <w:b w:val="0"/>
-          <w:sz w:val="22"/>
+          <w:sz w:val="18"/>
         </w:rPr>
         <w:t>Nomor: {{nomor_sppd}}</w:t>
       </w:r>
     </w:p>
     <w:p>
       <w:pPr>
-        <w:spacing w:line="240" w:lineRule="auto"/>
+        <w:spacing w:line="220" w:lineRule="auto" w:before="0" w:after="0"/>
       </w:pPr>
     </w:p>
     <w:tbl>
@@ -86,10 +86,12 @@
           </w:tcPr>
           <w:p>
             <w:pPr>
-              <w:spacing w:line="240" w:lineRule="auto"/>
+              <w:spacing w:line="220" w:lineRule="auto" w:before="0" w:after="0"/>
             </w:pPr>
             <w:r>
+              <w:rPr/>
               <w:t>1</w:t>
+              <w:rPr/>
             </w:r>
           </w:p>
         </w:tc>
@@ -99,10 +101,12 @@
           </w:tcPr>
           <w:p>
             <w:pPr>
-              <w:spacing w:line="240" w:lineRule="auto"/>
+              <w:spacing w:line="220" w:lineRule="auto" w:before="0" w:after="0"/>
             </w:pPr>
             <w:r>
+              <w:rPr/>
               <w:t>Pejabat Pembuat Komitmen</w:t>
+              <w:rPr/>
             </w:r>
           </w:p>
         </w:tc>
@@ -112,12 +116,14 @@
           </w:tcPr>
           <w:p>
             <w:pPr>
-              <w:spacing w:line="240" w:lineRule="auto"/>
+              <w:spacing w:line="220" w:lineRule="auto" w:before="0" w:after="0"/>
             </w:pPr>
             <w:r>
+              <w:rPr/>
               <w:t>{{ppk_nama}}</w:t>
               <w:br/>
               <w:t>NIP. {{ppk_nip}}</w:t>
+              <w:rPr/>
             </w:r>
           </w:p>
         </w:tc>
@@ -129,10 +135,12 @@
           </w:tcPr>
           <w:p>
             <w:pPr>
-              <w:spacing w:line="240" w:lineRule="auto"/>
+              <w:spacing w:line="220" w:lineRule="auto" w:before="0" w:after="0"/>
             </w:pPr>
             <w:r>
+              <w:rPr/>
               <w:t>2</w:t>
+              <w:rPr/>
             </w:r>
           </w:p>
         </w:tc>
@@ -142,12 +150,14 @@
           </w:tcPr>
           <w:p>
             <w:pPr>
-              <w:spacing w:line="240" w:lineRule="auto"/>
+              <w:spacing w:line="220" w:lineRule="auto" w:before="0" w:after="0"/>
             </w:pPr>
             <w:r>
+              <w:rPr/>
               <w:t>Nama/NIP Pegawai yang melakukan</w:t>
               <w:br/>
               <w:t>perjalanan dinas</w:t>
+              <w:rPr/>
             </w:r>
           </w:p>
         </w:tc>
@@ -157,12 +167,14 @@
           </w:tcPr>
           <w:p>
             <w:pPr>
-              <w:spacing w:line="240" w:lineRule="auto"/>
+              <w:spacing w:line="220" w:lineRule="auto" w:before="0" w:after="0"/>
             </w:pPr>
             <w:r>
+              <w:rPr/>
               <w:t>{{pelaksana_nama}}</w:t>
               <w:br/>
               <w:t>NIP. {{pelaksana_nip}}</w:t>
+              <w:rPr/>
             </w:r>
           </w:p>
         </w:tc>
@@ -174,10 +186,12 @@
           </w:tcPr>
           <w:p>
             <w:pPr>
-              <w:spacing w:line="240" w:lineRule="auto"/>
+              <w:spacing w:line="220" w:lineRule="auto" w:before="0" w:after="0"/>
             </w:pPr>
             <w:r>
+              <w:rPr/>
               <w:t>3</w:t>
+              <w:rPr/>
             </w:r>
           </w:p>
         </w:tc>
@@ -187,14 +201,16 @@
           </w:tcPr>
           <w:p>
             <w:pPr>
-              <w:spacing w:line="240" w:lineRule="auto"/>
+              <w:spacing w:line="220" w:lineRule="auto" w:before="0" w:after="0"/>
             </w:pPr>
             <w:r>
+              <w:rPr/>
               <w:t>a. Pangkat dan Golongan</w:t>
               <w:br/>
               <w:t>b. Jabatan</w:t>
               <w:br/>
               <w:t>c. Tingkat Biaya Perjalanan Dinas</w:t>
+              <w:rPr/>
             </w:r>
           </w:p>
         </w:tc>
@@ -204,14 +220,16 @@
           </w:tcPr>
           <w:p>
             <w:pPr>
-              <w:spacing w:line="240" w:lineRule="auto"/>
+              <w:spacing w:line="220" w:lineRule="auto" w:before="0" w:after="0"/>
             </w:pPr>
             <w:r>
+              <w:rPr/>
               <w:t>a. {{pelaksana_pangkat}}</w:t>
               <w:br/>
               <w:t>b. {{pelaksana_jabatan}}</w:t>
               <w:br/>
               <w:t>c. {{tingkat_biaya}}</w:t>
+              <w:rPr/>
             </w:r>
           </w:p>
         </w:tc>
@@ -223,10 +241,12 @@
           </w:tcPr>
           <w:p>
             <w:pPr>
-              <w:spacing w:line="240" w:lineRule="auto"/>
+              <w:spacing w:line="220" w:lineRule="auto" w:before="0" w:after="0"/>
             </w:pPr>
             <w:r>
+              <w:rPr/>
               <w:t>4</w:t>
+              <w:rPr/>
             </w:r>
           </w:p>
         </w:tc>
@@ -236,10 +256,12 @@
           </w:tcPr>
           <w:p>
             <w:pPr>
-              <w:spacing w:line="240" w:lineRule="auto"/>
+              <w:spacing w:line="220" w:lineRule="auto" w:before="0" w:after="0"/>
             </w:pPr>
             <w:r>
+              <w:rPr/>
               <w:t>Maksud Perjalanan Dinas</w:t>
+              <w:rPr/>
             </w:r>
           </w:p>
         </w:tc>
@@ -249,10 +271,12 @@
           </w:tcPr>
           <w:p>
             <w:pPr>
-              <w:spacing w:line="240" w:lineRule="auto"/>
+              <w:spacing w:line="220" w:lineRule="auto" w:before="0" w:after="0"/>
             </w:pPr>
             <w:r>
+              <w:rPr/>
               <w:t>{{maksud_perjalanan}}</w:t>
+              <w:rPr/>
             </w:r>
           </w:p>
         </w:tc>
@@ -264,10 +288,12 @@
           </w:tcPr>
           <w:p>
             <w:pPr>
-              <w:spacing w:line="240" w:lineRule="auto"/>
+              <w:spacing w:line="220" w:lineRule="auto" w:before="0" w:after="0"/>
             </w:pPr>
             <w:r>
+              <w:rPr/>
               <w:t>5</w:t>
+              <w:rPr/>
             </w:r>
           </w:p>
         </w:tc>
@@ -277,10 +303,12 @@
           </w:tcPr>
           <w:p>
             <w:pPr>
-              <w:spacing w:line="240" w:lineRule="auto"/>
+              <w:spacing w:line="220" w:lineRule="auto" w:before="0" w:after="0"/>
             </w:pPr>
             <w:r>
+              <w:rPr/>
               <w:t>Alat angkutan yang dipergunakan</w:t>
+              <w:rPr/>
             </w:r>
           </w:p>
         </w:tc>
@@ -290,10 +318,12 @@
           </w:tcPr>
           <w:p>
             <w:pPr>
-              <w:spacing w:line="240" w:lineRule="auto"/>
+              <w:spacing w:line="220" w:lineRule="auto" w:before="0" w:after="0"/>
             </w:pPr>
             <w:r>
+              <w:rPr/>
               <w:t>{{alat_angkut}}</w:t>
+              <w:rPr/>
             </w:r>
           </w:p>
         </w:tc>
@@ -305,10 +335,12 @@
           </w:tcPr>
           <w:p>
             <w:pPr>
-              <w:spacing w:line="240" w:lineRule="auto"/>
+              <w:spacing w:line="220" w:lineRule="auto" w:before="0" w:after="0"/>
             </w:pPr>
             <w:r>
+              <w:rPr/>
               <w:t>6</w:t>
+              <w:rPr/>
             </w:r>
           </w:p>
         </w:tc>
@@ -318,12 +350,14 @@
           </w:tcPr>
           <w:p>
             <w:pPr>
-              <w:spacing w:line="240" w:lineRule="auto"/>
+              <w:spacing w:line="220" w:lineRule="auto" w:before="0" w:after="0"/>
             </w:pPr>
             <w:r>
+              <w:rPr/>
               <w:t>a. Tempat Berangkat</w:t>
               <w:br/>
               <w:t>b. Tempat Tujuan</w:t>
+              <w:rPr/>
             </w:r>
           </w:p>
         </w:tc>
@@ -333,12 +367,14 @@
           </w:tcPr>
           <w:p>
             <w:pPr>
-              <w:spacing w:line="240" w:lineRule="auto"/>
+              <w:spacing w:line="220" w:lineRule="auto" w:before="0" w:after="0"/>
             </w:pPr>
             <w:r>
+              <w:rPr/>
               <w:t>a. {{kota_asal}}</w:t>
               <w:br/>
               <w:t>b. {{kota_tujuan}}, {{provinsi_tujuan}}</w:t>
+              <w:rPr/>
             </w:r>
           </w:p>
         </w:tc>
@@ -350,10 +386,12 @@
           </w:tcPr>
           <w:p>
             <w:pPr>
-              <w:spacing w:line="240" w:lineRule="auto"/>
+              <w:spacing w:line="220" w:lineRule="auto" w:before="0" w:after="0"/>
             </w:pPr>
             <w:r>
+              <w:rPr/>
               <w:t>7</w:t>
+              <w:rPr/>
             </w:r>
           </w:p>
         </w:tc>
@@ -363,9 +401,10 @@
           </w:tcPr>
           <w:p>
             <w:pPr>
-              <w:spacing w:line="240" w:lineRule="auto"/>
+              <w:spacing w:line="220" w:lineRule="auto" w:before="0" w:after="0"/>
             </w:pPr>
             <w:r>
+              <w:rPr/>
               <w:t>a. Lama perjalanan dinas</w:t>
               <w:br/>
               <w:t>b. Tanggal Berangkat</w:t>
@@ -373,6 +412,7 @@
               <w:t>c. Tanggal harus kembali/tiba di</w:t>
               <w:br/>
               <w:t xml:space="preserve">    tempat baru</w:t>
+              <w:rPr/>
             </w:r>
           </w:p>
         </w:tc>
@@ -382,14 +422,16 @@
           </w:tcPr>
           <w:p>
             <w:pPr>
-              <w:spacing w:line="240" w:lineRule="auto"/>
+              <w:spacing w:line="220" w:lineRule="auto" w:before="0" w:after="0"/>
             </w:pPr>
             <w:r>
+              <w:rPr/>
               <w:t>a. {{lama_perjalanan}} (.............) hari</w:t>
               <w:br/>
               <w:t>b. {{tanggal_berangkat}}</w:t>
               <w:br/>
               <w:t>c. {{tanggal_kembali}}</w:t>
+              <w:rPr/>
             </w:r>
           </w:p>
         </w:tc>
@@ -401,10 +443,12 @@
           </w:tcPr>
           <w:p>
             <w:pPr>
-              <w:spacing w:line="240" w:lineRule="auto"/>
+              <w:spacing w:line="220" w:lineRule="auto" w:before="0" w:after="0"/>
             </w:pPr>
             <w:r>
+              <w:rPr/>
               <w:t>8</w:t>
+              <w:rPr/>
             </w:r>
           </w:p>
         </w:tc>
@@ -414,10 +458,12 @@
           </w:tcPr>
           <w:p>
             <w:pPr>
-              <w:spacing w:line="240" w:lineRule="auto"/>
+              <w:spacing w:line="220" w:lineRule="auto" w:before="0" w:after="0"/>
             </w:pPr>
             <w:r>
+              <w:rPr/>
               <w:t>Pengikut: Nama, Tanggal lahir, Keterangan</w:t>
+              <w:rPr/>
             </w:r>
           </w:p>
         </w:tc>
@@ -427,10 +473,12 @@
           </w:tcPr>
           <w:p>
             <w:pPr>
-              <w:spacing w:line="240" w:lineRule="auto"/>
+              <w:spacing w:line="220" w:lineRule="auto" w:before="0" w:after="0"/>
             </w:pPr>
             <w:r>
+              <w:rPr/>
               <w:t>-</w:t>
+              <w:rPr/>
             </w:r>
           </w:p>
         </w:tc>
@@ -442,10 +490,12 @@
           </w:tcPr>
           <w:p>
             <w:pPr>
-              <w:spacing w:line="240" w:lineRule="auto"/>
+              <w:spacing w:line="220" w:lineRule="auto" w:before="0" w:after="0"/>
             </w:pPr>
             <w:r>
+              <w:rPr/>
               <w:t>9</w:t>
+              <w:rPr/>
             </w:r>
           </w:p>
         </w:tc>
@@ -455,14 +505,16 @@
           </w:tcPr>
           <w:p>
             <w:pPr>
-              <w:spacing w:line="240" w:lineRule="auto"/>
+              <w:spacing w:line="220" w:lineRule="auto" w:before="0" w:after="0"/>
             </w:pPr>
             <w:r>
+              <w:rPr/>
               <w:t>Pembebanan Anggaran</w:t>
               <w:br/>
               <w:t>a. Instansi</w:t>
               <w:br/>
               <w:t>b. Akun</w:t>
+              <w:rPr/>
             </w:r>
           </w:p>
         </w:tc>
@@ -472,12 +524,14 @@
           </w:tcPr>
           <w:p>
             <w:pPr>
-              <w:spacing w:line="240" w:lineRule="auto"/>
+              <w:spacing w:line="220" w:lineRule="auto" w:before="0" w:after="0"/>
             </w:pPr>
             <w:r>
+              <w:rPr/>
               <w:t>a. {{satker_nama}}</w:t>
               <w:br/>
               <w:t>b. {{kode_akun}}</w:t>
+              <w:rPr/>
             </w:r>
           </w:p>
         </w:tc>
@@ -489,10 +543,12 @@
           </w:tcPr>
           <w:p>
             <w:pPr>
-              <w:spacing w:line="240" w:lineRule="auto"/>
+              <w:spacing w:line="220" w:lineRule="auto" w:before="0" w:after="0"/>
             </w:pPr>
             <w:r>
+              <w:rPr/>
               <w:t>10</w:t>
+              <w:rPr/>
             </w:r>
           </w:p>
         </w:tc>
@@ -502,10 +558,12 @@
           </w:tcPr>
           <w:p>
             <w:pPr>
-              <w:spacing w:line="240" w:lineRule="auto"/>
+              <w:spacing w:line="220" w:lineRule="auto" w:before="0" w:after="0"/>
             </w:pPr>
             <w:r>
+              <w:rPr/>
               <w:t>Keterangan lain-lain</w:t>
+              <w:rPr/>
             </w:r>
           </w:p>
         </w:tc>
@@ -515,9 +573,12 @@
           </w:tcPr>
           <w:p>
             <w:pPr>
-              <w:spacing w:line="240" w:lineRule="auto"/>
+              <w:spacing w:line="220" w:lineRule="auto" w:before="0" w:after="0"/>
             </w:pPr>
-            <w:r/>
+            <w:r>
+              <w:rPr/>
+              <w:rPr/>
+            </w:r>
           </w:p>
         </w:tc>
       </w:tr>
@@ -528,7 +589,7 @@
           </w:tcPr>
           <w:p>
             <w:pPr>
-              <w:spacing w:line="240" w:lineRule="auto"/>
+              <w:spacing w:line="220" w:lineRule="auto" w:before="0" w:after="0"/>
             </w:pPr>
           </w:p>
         </w:tc>
@@ -538,7 +599,7 @@
           </w:tcPr>
           <w:p>
             <w:pPr>
-              <w:spacing w:line="240" w:lineRule="auto"/>
+              <w:spacing w:line="220" w:lineRule="auto" w:before="0" w:after="0"/>
             </w:pPr>
           </w:p>
         </w:tc>
@@ -548,7 +609,7 @@
           </w:tcPr>
           <w:p>
             <w:pPr>
-              <w:spacing w:line="240" w:lineRule="auto"/>
+              <w:spacing w:line="220" w:lineRule="auto" w:before="0" w:after="0"/>
             </w:pPr>
           </w:p>
         </w:tc>
@@ -560,7 +621,7 @@
           </w:tcPr>
           <w:p>
             <w:pPr>
-              <w:spacing w:line="240" w:lineRule="auto"/>
+              <w:spacing w:line="220" w:lineRule="auto" w:before="0" w:after="0"/>
             </w:pPr>
           </w:p>
         </w:tc>
@@ -570,7 +631,7 @@
           </w:tcPr>
           <w:p>
             <w:pPr>
-              <w:spacing w:line="240" w:lineRule="auto"/>
+              <w:spacing w:line="220" w:lineRule="auto" w:before="0" w:after="0"/>
             </w:pPr>
           </w:p>
         </w:tc>
@@ -580,7 +641,7 @@
           </w:tcPr>
           <w:p>
             <w:pPr>
-              <w:spacing w:line="240" w:lineRule="auto"/>
+              <w:spacing w:line="220" w:lineRule="auto" w:before="0" w:after="0"/>
             </w:pPr>
           </w:p>
         </w:tc>
@@ -592,7 +653,7 @@
           </w:tcPr>
           <w:p>
             <w:pPr>
-              <w:spacing w:line="240" w:lineRule="auto"/>
+              <w:spacing w:line="220" w:lineRule="auto" w:before="0" w:after="0"/>
             </w:pPr>
           </w:p>
         </w:tc>
@@ -602,7 +663,7 @@
           </w:tcPr>
           <w:p>
             <w:pPr>
-              <w:spacing w:line="240" w:lineRule="auto"/>
+              <w:spacing w:line="220" w:lineRule="auto" w:before="0" w:after="0"/>
             </w:pPr>
           </w:p>
         </w:tc>
@@ -612,7 +673,7 @@
           </w:tcPr>
           <w:p>
             <w:pPr>
-              <w:spacing w:line="240" w:lineRule="auto"/>
+              <w:spacing w:line="220" w:lineRule="auto" w:before="0" w:after="0"/>
             </w:pPr>
           </w:p>
         </w:tc>
@@ -624,7 +685,7 @@
           </w:tcPr>
           <w:p>
             <w:pPr>
-              <w:spacing w:line="240" w:lineRule="auto"/>
+              <w:spacing w:line="220" w:lineRule="auto" w:before="0" w:after="0"/>
             </w:pPr>
           </w:p>
         </w:tc>
@@ -634,7 +695,7 @@
           </w:tcPr>
           <w:p>
             <w:pPr>
-              <w:spacing w:line="240" w:lineRule="auto"/>
+              <w:spacing w:line="220" w:lineRule="auto" w:before="0" w:after="0"/>
             </w:pPr>
           </w:p>
         </w:tc>
@@ -644,7 +705,7 @@
           </w:tcPr>
           <w:p>
             <w:pPr>
-              <w:spacing w:line="240" w:lineRule="auto"/>
+              <w:spacing w:line="220" w:lineRule="auto" w:before="0" w:after="0"/>
             </w:pPr>
           </w:p>
         </w:tc>
@@ -656,7 +717,7 @@
           </w:tcPr>
           <w:p>
             <w:pPr>
-              <w:spacing w:line="240" w:lineRule="auto"/>
+              <w:spacing w:line="220" w:lineRule="auto" w:before="0" w:after="0"/>
             </w:pPr>
           </w:p>
         </w:tc>
@@ -666,7 +727,7 @@
           </w:tcPr>
           <w:p>
             <w:pPr>
-              <w:spacing w:line="240" w:lineRule="auto"/>
+              <w:spacing w:line="220" w:lineRule="auto" w:before="0" w:after="0"/>
             </w:pPr>
           </w:p>
         </w:tc>
@@ -676,7 +737,7 @@
           </w:tcPr>
           <w:p>
             <w:pPr>
-              <w:spacing w:line="240" w:lineRule="auto"/>
+              <w:spacing w:line="220" w:lineRule="auto" w:before="0" w:after="0"/>
             </w:pPr>
           </w:p>
         </w:tc>
@@ -688,7 +749,7 @@
           </w:tcPr>
           <w:p>
             <w:pPr>
-              <w:spacing w:line="240" w:lineRule="auto"/>
+              <w:spacing w:line="220" w:lineRule="auto" w:before="0" w:after="0"/>
             </w:pPr>
           </w:p>
         </w:tc>
@@ -698,7 +759,7 @@
           </w:tcPr>
           <w:p>
             <w:pPr>
-              <w:spacing w:line="240" w:lineRule="auto"/>
+              <w:spacing w:line="220" w:lineRule="auto" w:before="0" w:after="0"/>
             </w:pPr>
           </w:p>
         </w:tc>
@@ -708,7 +769,7 @@
           </w:tcPr>
           <w:p>
             <w:pPr>
-              <w:spacing w:line="240" w:lineRule="auto"/>
+              <w:spacing w:line="220" w:lineRule="auto" w:before="0" w:after="0"/>
             </w:pPr>
           </w:p>
         </w:tc>
@@ -716,38 +777,38 @@
     </w:tbl>
     <w:p>
       <w:pPr>
-        <w:spacing w:line="240" w:lineRule="auto"/>
+        <w:spacing w:line="220" w:lineRule="auto" w:before="0" w:after="0"/>
       </w:pPr>
     </w:p>
     <w:p>
       <w:pPr>
-        <w:spacing w:line="240" w:lineRule="auto"/>
+        <w:spacing w:line="220" w:lineRule="auto" w:before="0" w:after="0"/>
       </w:pPr>
       <w:r>
         <w:rPr>
           <w:rFonts w:ascii="Times New Roman" w:hAnsi="Times New Roman"/>
           <w:b w:val="0"/>
-          <w:sz w:val="22"/>
+          <w:sz w:val="18"/>
         </w:rPr>
         <w:t>Dikeluarkan di : {{satker_kota}}</w:t>
       </w:r>
     </w:p>
     <w:p>
       <w:pPr>
-        <w:spacing w:line="240" w:lineRule="auto"/>
+        <w:spacing w:line="220" w:lineRule="auto" w:before="0" w:after="0"/>
       </w:pPr>
       <w:r>
         <w:rPr>
           <w:rFonts w:ascii="Times New Roman" w:hAnsi="Times New Roman"/>
           <w:b w:val="0"/>
-          <w:sz w:val="22"/>
+          <w:sz w:val="18"/>
         </w:rPr>
         <w:t>Pada tanggal    : {{tanggal_surat_tugas}}</w:t>
       </w:r>
     </w:p>
     <w:p>
       <w:pPr>
-        <w:spacing w:line="240" w:lineRule="auto"/>
+        <w:spacing w:line="220" w:lineRule="auto" w:before="0" w:after="0"/>
       </w:pPr>
     </w:p>
     <w:tbl>
@@ -766,10 +827,12 @@
           </w:tcPr>
           <w:p>
             <w:pPr>
-              <w:spacing w:line="240" w:lineRule="auto"/>
+              <w:spacing w:line="220" w:lineRule="auto" w:before="0" w:after="0"/>
             </w:pPr>
             <w:r>
+              <w:rPr/>
               <w:t>{{ppk_jabatan}},</w:t>
+              <w:rPr/>
             </w:r>
           </w:p>
         </w:tc>
@@ -781,9 +844,12 @@
           </w:tcPr>
           <w:p>
             <w:pPr>
-              <w:spacing w:line="240" w:lineRule="auto"/>
+              <w:spacing w:line="220" w:lineRule="auto" w:before="0" w:after="0"/>
             </w:pPr>
-            <w:r/>
+            <w:r>
+              <w:rPr/>
+              <w:rPr/>
+            </w:r>
           </w:p>
         </w:tc>
       </w:tr>
@@ -794,9 +860,12 @@
           </w:tcPr>
           <w:p>
             <w:pPr>
-              <w:spacing w:line="240" w:lineRule="auto"/>
+              <w:spacing w:line="220" w:lineRule="auto" w:before="0" w:after="0"/>
             </w:pPr>
-            <w:r/>
+            <w:r>
+              <w:rPr/>
+              <w:rPr/>
+            </w:r>
           </w:p>
         </w:tc>
       </w:tr>
@@ -807,12 +876,14 @@
           </w:tcPr>
           <w:p>
             <w:pPr>
-              <w:spacing w:line="240" w:lineRule="auto"/>
+              <w:spacing w:line="220" w:lineRule="auto" w:before="0" w:after="0"/>
             </w:pPr>
             <w:r>
+              <w:rPr/>
               <w:t>{{ppk_nama}}</w:t>
               <w:br/>
               <w:t>NIP. {{ppk_nip}}</w:t>
+              <w:rPr/>
             </w:r>
           </w:p>
         </w:tc>
